--- a/a.docx
+++ b/a.docx
@@ -51,11 +51,9 @@
               </w:rPr>
               <w:t xml:space="preserve"> </w:t>
             </w:r>
-            <w:proofErr w:type="gramStart"/>
             <w:r>
               <w:t>au</w:t>
             </w:r>
-            <w:proofErr w:type="gramEnd"/>
           </w:p>
         </w:tc>
         <w:tc>
@@ -83,11 +81,9 @@
             <w:tcW w:w="638" w:type="dxa"/>
           </w:tcPr>
           <w:p>
-            <w:proofErr w:type="spellStart"/>
             <w:r>
               <w:t>ch</w:t>
             </w:r>
-            <w:proofErr w:type="spellEnd"/>
           </w:p>
         </w:tc>
         <w:tc>
@@ -95,11 +91,9 @@
             <w:tcW w:w="617" w:type="dxa"/>
           </w:tcPr>
           <w:p>
-            <w:proofErr w:type="spellStart"/>
             <w:r>
               <w:t>chs</w:t>
             </w:r>
-            <w:proofErr w:type="spellEnd"/>
           </w:p>
         </w:tc>
         <w:tc>
@@ -107,11 +101,9 @@
             <w:tcW w:w="586" w:type="dxa"/>
           </w:tcPr>
           <w:p>
-            <w:proofErr w:type="spellStart"/>
             <w:r>
               <w:t>ck</w:t>
             </w:r>
-            <w:proofErr w:type="spellEnd"/>
           </w:p>
         </w:tc>
         <w:tc>
@@ -152,11 +144,9 @@
             <w:tcW w:w="487" w:type="dxa"/>
           </w:tcPr>
           <w:p>
-            <w:proofErr w:type="spellStart"/>
             <w:r>
               <w:t>eu</w:t>
             </w:r>
-            <w:proofErr w:type="spellEnd"/>
           </w:p>
         </w:tc>
         <w:tc>
@@ -646,11 +636,9 @@
             <w:tcW w:w="560" w:type="dxa"/>
           </w:tcPr>
           <w:p>
-            <w:proofErr w:type="spellStart"/>
             <w:r>
               <w:t>ng</w:t>
             </w:r>
-            <w:proofErr w:type="spellEnd"/>
           </w:p>
         </w:tc>
         <w:tc>
@@ -658,11 +646,9 @@
             <w:tcW w:w="727" w:type="dxa"/>
           </w:tcPr>
           <w:p>
-            <w:proofErr w:type="spellStart"/>
             <w:r>
               <w:t>nk</w:t>
             </w:r>
-            <w:proofErr w:type="spellEnd"/>
           </w:p>
         </w:tc>
         <w:tc>
@@ -690,11 +676,9 @@
             <w:tcW w:w="610" w:type="dxa"/>
           </w:tcPr>
           <w:p>
-            <w:proofErr w:type="spellStart"/>
             <w:r>
               <w:t>qu</w:t>
             </w:r>
-            <w:proofErr w:type="spellEnd"/>
           </w:p>
         </w:tc>
         <w:tc>
@@ -722,11 +706,9 @@
             <w:tcW w:w="516" w:type="dxa"/>
           </w:tcPr>
           <w:p>
-            <w:proofErr w:type="spellStart"/>
             <w:r>
               <w:t>st</w:t>
             </w:r>
-            <w:proofErr w:type="spellEnd"/>
           </w:p>
         </w:tc>
         <w:tc>
@@ -734,11 +716,9 @@
             <w:tcW w:w="549" w:type="dxa"/>
           </w:tcPr>
           <w:p>
-            <w:proofErr w:type="spellStart"/>
             <w:r>
               <w:t>sp</w:t>
             </w:r>
-            <w:proofErr w:type="spellEnd"/>
           </w:p>
         </w:tc>
         <w:tc>
@@ -746,11 +726,9 @@
             <w:tcW w:w="590" w:type="dxa"/>
           </w:tcPr>
           <w:p>
-            <w:proofErr w:type="spellStart"/>
             <w:r>
               <w:t>sch</w:t>
             </w:r>
-            <w:proofErr w:type="spellEnd"/>
           </w:p>
         </w:tc>
         <w:tc>
@@ -768,11 +746,9 @@
             <w:tcW w:w="575" w:type="dxa"/>
           </w:tcPr>
           <w:p>
-            <w:proofErr w:type="spellStart"/>
             <w:r>
               <w:t>tio</w:t>
             </w:r>
-            <w:proofErr w:type="spellEnd"/>
           </w:p>
         </w:tc>
         <w:tc>
@@ -780,11 +756,9 @@
             <w:tcW w:w="551" w:type="dxa"/>
           </w:tcPr>
           <w:p>
-            <w:proofErr w:type="spellStart"/>
             <w:r>
               <w:t>tsch</w:t>
             </w:r>
-            <w:proofErr w:type="spellEnd"/>
           </w:p>
         </w:tc>
         <w:tc>
@@ -792,11 +766,9 @@
             <w:tcW w:w="551" w:type="dxa"/>
           </w:tcPr>
           <w:p>
-            <w:proofErr w:type="spellStart"/>
             <w:r>
               <w:t>tz</w:t>
             </w:r>
-            <w:proofErr w:type="spellEnd"/>
           </w:p>
         </w:tc>
         <w:tc>
@@ -1243,11 +1215,9 @@
             <w:tcW w:w="1051" w:type="dxa"/>
           </w:tcPr>
           <w:p>
-            <w:proofErr w:type="spellStart"/>
             <w:r>
               <w:t>äu</w:t>
             </w:r>
-            <w:proofErr w:type="spellEnd"/>
           </w:p>
         </w:tc>
         <w:tc>
@@ -1491,15 +1461,7 @@
         </w:numPr>
       </w:pPr>
       <w:r>
-        <w:t>Nach a, o und u (außer in -</w:t>
-      </w:r>
-      <w:proofErr w:type="spellStart"/>
-      <w:r>
-        <w:t>chen</w:t>
-      </w:r>
-      <w:proofErr w:type="spellEnd"/>
-      <w:r>
-        <w:t xml:space="preserve">): </w:t>
+        <w:t xml:space="preserve">Nach a, o und u (außer in -chen): </w:t>
       </w:r>
       <w:r>
         <w:rPr>
@@ -1560,15 +1522,7 @@
         </w:numPr>
       </w:pPr>
       <w:r>
-        <w:t xml:space="preserve">In über </w:t>
-      </w:r>
-      <w:proofErr w:type="spellStart"/>
-      <w:r>
-        <w:t>ch</w:t>
-      </w:r>
-      <w:proofErr w:type="spellEnd"/>
-      <w:r>
-        <w:t xml:space="preserve"> und s zusammengesetzten Wörtern:</w:t>
+        <w:t>In über ch und s zusammengesetzten Wörtern:</w:t>
       </w:r>
       <w:r>
         <w:rPr>
@@ -1656,31 +1610,7 @@
         <w:t>и</w:t>
       </w:r>
       <w:r>
-        <w:t xml:space="preserve">, geschlossenes i, </w:t>
-      </w:r>
-      <w:proofErr w:type="spellStart"/>
-      <w:r>
-        <w:t>ie</w:t>
-      </w:r>
-      <w:proofErr w:type="spellEnd"/>
-      <w:r>
-        <w:t xml:space="preserve">, </w:t>
-      </w:r>
-      <w:proofErr w:type="spellStart"/>
-      <w:r>
-        <w:t>ih</w:t>
-      </w:r>
-      <w:proofErr w:type="spellEnd"/>
-      <w:r>
-        <w:t xml:space="preserve"> und </w:t>
-      </w:r>
-      <w:proofErr w:type="spellStart"/>
-      <w:r>
-        <w:t>ieh</w:t>
-      </w:r>
-      <w:proofErr w:type="spellEnd"/>
-      <w:r>
-        <w:t>:</w:t>
+        <w:t>, geschlossenes i, ie, ih und ieh:</w:t>
       </w:r>
       <w:r>
         <w:rPr>
@@ -1732,13 +1662,8 @@
           <w:numId w:val="1"/>
         </w:numPr>
       </w:pPr>
-      <w:proofErr w:type="spellStart"/>
-      <w:r>
-        <w:t>Kominationsabhängig</w:t>
-      </w:r>
-      <w:proofErr w:type="spellEnd"/>
-      <w:r>
-        <w:t xml:space="preserve">: ja – </w:t>
+      <w:r>
+        <w:t xml:space="preserve">Kominationsabhängig: ja – </w:t>
       </w:r>
       <w:r>
         <w:rPr>
@@ -1756,23 +1681,7 @@
         <w:t>е,</w:t>
       </w:r>
       <w:r>
-        <w:t xml:space="preserve"> </w:t>
-      </w:r>
-      <w:proofErr w:type="spellStart"/>
-      <w:r>
-        <w:t>ji</w:t>
-      </w:r>
-      <w:proofErr w:type="spellEnd"/>
-      <w:r>
-        <w:t xml:space="preserve"> – ї, </w:t>
-      </w:r>
-      <w:proofErr w:type="spellStart"/>
-      <w:r>
-        <w:t>jo</w:t>
-      </w:r>
-      <w:proofErr w:type="spellEnd"/>
-      <w:r>
-        <w:t xml:space="preserve"> – </w:t>
+        <w:t xml:space="preserve"> ji – ї, jo – </w:t>
       </w:r>
       <w:r>
         <w:rPr>
@@ -1781,15 +1690,7 @@
         <w:t>ё</w:t>
       </w:r>
       <w:r>
-        <w:t xml:space="preserve">, </w:t>
-      </w:r>
-      <w:proofErr w:type="spellStart"/>
-      <w:r>
-        <w:t>ju</w:t>
-      </w:r>
-      <w:proofErr w:type="spellEnd"/>
-      <w:r>
-        <w:t xml:space="preserve"> – </w:t>
+        <w:t xml:space="preserve">, ju – </w:t>
       </w:r>
       <w:r>
         <w:rPr>
@@ -1938,15 +1839,7 @@
         </w:numPr>
       </w:pPr>
       <w:r>
-        <w:t xml:space="preserve">Bei </w:t>
-      </w:r>
-      <w:proofErr w:type="spellStart"/>
-      <w:r>
-        <w:t>scht</w:t>
-      </w:r>
-      <w:proofErr w:type="spellEnd"/>
-      <w:r>
-        <w:t xml:space="preserve">-Laut: </w:t>
+        <w:t xml:space="preserve">Bei scht-Laut: </w:t>
       </w:r>
       <w:r>
         <w:rPr>
@@ -2008,15 +1901,7 @@
         </w:numPr>
       </w:pPr>
       <w:r>
-        <w:t xml:space="preserve">Bei </w:t>
-      </w:r>
-      <w:proofErr w:type="spellStart"/>
-      <w:r>
-        <w:t>schp</w:t>
-      </w:r>
-      <w:proofErr w:type="spellEnd"/>
-      <w:r>
-        <w:t>-Laut</w:t>
+        <w:t>Bei schp-Laut</w:t>
       </w:r>
       <w:r>
         <w:rPr>
@@ -2083,13 +1968,8 @@
         </w:numPr>
       </w:pPr>
       <w:r>
-        <w:t>Nur bei Ableitung aus der lateinischen Endung -</w:t>
-      </w:r>
-      <w:proofErr w:type="spellStart"/>
-      <w:r>
-        <w:t>tio</w:t>
-      </w:r>
-      <w:proofErr w:type="spellEnd"/>
+        <w:t>Nur bei Ableitung aus der lateinischen Endung -tio</w:t>
+      </w:r>
     </w:p>
     <w:p>
       <w:pPr>
@@ -2135,15 +2015,7 @@
         </w:numPr>
       </w:pPr>
       <w:r>
-        <w:t xml:space="preserve">In über t und </w:t>
-      </w:r>
-      <w:proofErr w:type="spellStart"/>
-      <w:r>
-        <w:t>sch</w:t>
-      </w:r>
-      <w:proofErr w:type="spellEnd"/>
-      <w:r>
-        <w:t xml:space="preserve"> zusammengesetzten Wörtern:</w:t>
+        <w:t>In über t und sch zusammengesetzten Wörtern:</w:t>
       </w:r>
       <w:r>
         <w:rPr>
@@ -2158,23 +2030,7 @@
         <w:ind w:left="1416"/>
       </w:pPr>
       <w:r>
-        <w:t xml:space="preserve">In über </w:t>
-      </w:r>
-      <w:proofErr w:type="spellStart"/>
-      <w:r>
-        <w:t>ts</w:t>
-      </w:r>
-      <w:proofErr w:type="spellEnd"/>
-      <w:r>
-        <w:t xml:space="preserve"> und </w:t>
-      </w:r>
-      <w:proofErr w:type="spellStart"/>
-      <w:r>
-        <w:t>ch</w:t>
-      </w:r>
-      <w:proofErr w:type="spellEnd"/>
-      <w:r>
-        <w:t xml:space="preserve"> zusammengesetzten Wörtern: </w:t>
+        <w:t xml:space="preserve">In über ts und ch zusammengesetzten Wörtern: </w:t>
       </w:r>
       <w:r>
         <w:rPr>
@@ -2224,14 +2080,12 @@
         </w:rPr>
         <w:t>ü</w:t>
       </w:r>
-      <w:proofErr w:type="spellStart"/>
       <w:r>
         <w:rPr>
           <w:color w:val="EE0000"/>
         </w:rPr>
         <w:t>ss</w:t>
       </w:r>
-      <w:proofErr w:type="spellEnd"/>
       <w:r>
         <w:rPr>
           <w:color w:val="EE0000"/>
@@ -2275,15 +2129,7 @@
         </w:numPr>
       </w:pPr>
       <w:r>
-        <w:t xml:space="preserve">Bei </w:t>
-      </w:r>
-      <w:proofErr w:type="spellStart"/>
-      <w:r>
-        <w:t>i-Laut</w:t>
-      </w:r>
-      <w:proofErr w:type="spellEnd"/>
-      <w:r>
-        <w:t xml:space="preserve">: </w:t>
+        <w:t xml:space="preserve">Bei i-Laut: </w:t>
       </w:r>
       <w:r>
         <w:rPr>
@@ -2319,28 +2165,13 @@
           <w:color w:val="EE0000"/>
           <w:lang w:val="uk-UA"/>
         </w:rPr>
-        <w:t xml:space="preserve"> </w:t>
-      </w:r>
-      <w:proofErr w:type="gramStart"/>
-      <w:r>
-        <w:rPr>
-          <w:color w:val="EE0000"/>
-          <w:lang w:val="uk-UA"/>
-        </w:rPr>
-        <w:t xml:space="preserve">Пүрамідѣ,  </w:t>
-      </w:r>
-      <w:r>
-        <w:rPr>
-          <w:color w:val="EE0000"/>
-        </w:rPr>
-        <w:t>Yak</w:t>
-      </w:r>
-      <w:proofErr w:type="gramEnd"/>
-      <w:r>
-        <w:rPr>
-          <w:color w:val="EE0000"/>
-        </w:rPr>
-        <w:t xml:space="preserve">: </w:t>
+        <w:t xml:space="preserve"> Пүрамідѣ,  </w:t>
+      </w:r>
+      <w:r>
+        <w:rPr>
+          <w:color w:val="EE0000"/>
+        </w:rPr>
+        <w:t xml:space="preserve">Yak: </w:t>
       </w:r>
       <w:r>
         <w:rPr>
@@ -2372,15 +2203,7 @@
         </w:numPr>
       </w:pPr>
       <w:r>
-        <w:t xml:space="preserve">Nur bei </w:t>
-      </w:r>
-      <w:proofErr w:type="spellStart"/>
-      <w:r>
-        <w:t>oi</w:t>
-      </w:r>
-      <w:proofErr w:type="spellEnd"/>
-      <w:r>
-        <w:t>-Laut</w:t>
+        <w:t>Nur bei oi-Laut</w:t>
       </w:r>
     </w:p>
     <w:p>
@@ -2440,21 +2263,47 @@
       </w:r>
       <w:r>
         <w:tab/>
-        <w:t xml:space="preserve">Sowie seltener </w:t>
-      </w:r>
-      <w:proofErr w:type="spellStart"/>
-      <w:r>
-        <w:t>ey</w:t>
-      </w:r>
-      <w:proofErr w:type="spellEnd"/>
-      <w:r>
-        <w:t xml:space="preserve">, ai und </w:t>
-      </w:r>
-      <w:proofErr w:type="spellStart"/>
-      <w:r>
-        <w:t>ay</w:t>
-      </w:r>
-      <w:proofErr w:type="spellEnd"/>
+        <w:t>Sowie seltener ey, ai und ay</w:t>
+      </w:r>
+    </w:p>
+    <w:p>
+      <w:pPr>
+        <w:ind w:left="360"/>
+      </w:pPr>
+    </w:p>
+    <w:p>
+      <w:pPr>
+        <w:ind w:left="360"/>
+      </w:pPr>
+      <w:r>
+        <w:t>Grauselina Klupstein-Brackbüttel und ihr Hund sind gestern von einem Hagelsturm überrascht worden und mussten daraufhin mit dem Bus nach Hause fahren.</w:t>
+      </w:r>
+    </w:p>
+    <w:p>
+      <w:pPr>
+        <w:ind w:left="360"/>
+        <w:rPr>
+          <w:lang w:val="uk-UA"/>
+        </w:rPr>
+      </w:pPr>
+      <w:r>
+        <w:t>Ґ</w:t>
+      </w:r>
+      <w:r>
+        <w:rPr>
+          <w:lang w:val="uk-UA"/>
+        </w:rPr>
+        <w:t>раўзѣліна Клупштайнь</w:t>
+      </w:r>
+      <w:r>
+        <w:t>-</w:t>
+      </w:r>
+      <w:r>
+        <w:rPr>
+          <w:lang w:val="uk-UA"/>
+        </w:rPr>
+        <w:t>Бракбүтѣль унд іп Гунд зинд ґэстэрн фон айнѣм Гаґѣльштурм үбэррашт вордѣень унд мустѣнь дараўфгинь мит дэм Бус нах Гаўзѣ фарѣнь.</w:t>
+      </w:r>
     </w:p>
     <w:sectPr>
       <w:pgSz w:w="11906" w:h="16838"/>
